--- a/Звіт_Практична_робота_6_wishlist-app_Демура_Євгеній_ІП-52.docx
+++ b/Звіт_Практична_робота_6_wishlist-app_Демура_Євгеній_ІП-52.docx
@@ -1346,6 +1346,7 @@
       </w:pPr>
       <w:r>
         <w:rPr>
+          <w:noProof/>
           <w:spacing w:val="-2"/>
         </w:rPr>
         <w:drawing>
@@ -1456,7 +1457,7 @@
         <w:ind w:firstLine="645"/>
         <w:rPr>
           <w:spacing w:val="-2"/>
-          <w:lang w:val="en-US"/>
+          <w:lang w:val="ru-RU"/>
         </w:rPr>
       </w:pPr>
       <w:r>
@@ -1498,21 +1499,26 @@
         </w:rPr>
         <w:t xml:space="preserve">. </w:t>
       </w:r>
-      <w:proofErr w:type="spellStart"/>
-      <w:r>
-        <w:rPr>
-          <w:spacing w:val="-2"/>
-          <w:lang w:val="en-US"/>
-        </w:rPr>
-        <w:t>Додайте</w:t>
-      </w:r>
-      <w:proofErr w:type="spellEnd"/>
-      <w:r>
-        <w:rPr>
-          <w:spacing w:val="-2"/>
-          <w:lang w:val="en-US"/>
-        </w:rPr>
-        <w:t xml:space="preserve"> &lt;script </w:t>
+      <w:r>
+        <w:rPr>
+          <w:spacing w:val="-2"/>
+          <w:lang w:val="ru-RU"/>
+        </w:rPr>
+        <w:t>Додайте &lt;</w:t>
+      </w:r>
+      <w:r>
+        <w:rPr>
+          <w:spacing w:val="-2"/>
+          <w:lang w:val="en-US"/>
+        </w:rPr>
+        <w:t>script</w:t>
+      </w:r>
+      <w:r>
+        <w:rPr>
+          <w:spacing w:val="-2"/>
+          <w:lang w:val="ru-RU"/>
+        </w:rPr>
+        <w:t xml:space="preserve"> </w:t>
       </w:r>
       <w:proofErr w:type="spellStart"/>
       <w:r>
@@ -1526,9 +1532,83 @@
       <w:r>
         <w:rPr>
           <w:spacing w:val="-2"/>
-          <w:lang w:val="en-US"/>
-        </w:rPr>
-        <w:t>="script.js" defer&gt;&lt;/script&gt; у head</w:t>
+          <w:lang w:val="ru-RU"/>
+        </w:rPr>
+        <w:t>="</w:t>
+      </w:r>
+      <w:r>
+        <w:rPr>
+          <w:spacing w:val="-2"/>
+          <w:lang w:val="en-US"/>
+        </w:rPr>
+        <w:t>script</w:t>
+      </w:r>
+      <w:r>
+        <w:rPr>
+          <w:spacing w:val="-2"/>
+          <w:lang w:val="ru-RU"/>
+        </w:rPr>
+        <w:t>.</w:t>
+      </w:r>
+      <w:proofErr w:type="spellStart"/>
+      <w:r>
+        <w:rPr>
+          <w:spacing w:val="-2"/>
+          <w:lang w:val="en-US"/>
+        </w:rPr>
+        <w:t>js</w:t>
+      </w:r>
+      <w:proofErr w:type="spellEnd"/>
+      <w:r>
+        <w:rPr>
+          <w:spacing w:val="-2"/>
+          <w:lang w:val="ru-RU"/>
+        </w:rPr>
+        <w:t xml:space="preserve">" </w:t>
+      </w:r>
+      <w:proofErr w:type="gramStart"/>
+      <w:r>
+        <w:rPr>
+          <w:spacing w:val="-2"/>
+          <w:lang w:val="en-US"/>
+        </w:rPr>
+        <w:t>defer</w:t>
+      </w:r>
+      <w:r>
+        <w:rPr>
+          <w:spacing w:val="-2"/>
+          <w:lang w:val="ru-RU"/>
+        </w:rPr>
+        <w:t>&gt;&lt;</w:t>
+      </w:r>
+      <w:proofErr w:type="gramEnd"/>
+      <w:r>
+        <w:rPr>
+          <w:spacing w:val="-2"/>
+          <w:lang w:val="ru-RU"/>
+        </w:rPr>
+        <w:t>/</w:t>
+      </w:r>
+      <w:r>
+        <w:rPr>
+          <w:spacing w:val="-2"/>
+          <w:lang w:val="en-US"/>
+        </w:rPr>
+        <w:t>script</w:t>
+      </w:r>
+      <w:r>
+        <w:rPr>
+          <w:spacing w:val="-2"/>
+          <w:lang w:val="ru-RU"/>
+        </w:rPr>
+        <w:t xml:space="preserve">&gt; у </w:t>
+      </w:r>
+      <w:r>
+        <w:rPr>
+          <w:spacing w:val="-2"/>
+          <w:lang w:val="en-US"/>
+        </w:rPr>
+        <w:t>head</w:t>
       </w:r>
     </w:p>
     <w:p>
@@ -1566,6 +1646,7 @@
       </w:pPr>
       <w:r>
         <w:rPr>
+          <w:noProof/>
           <w:spacing w:val="-2"/>
         </w:rPr>
         <w:drawing>
@@ -1883,72 +1964,13 @@
         <w:ind w:firstLine="645"/>
         <w:rPr>
           <w:spacing w:val="-2"/>
-          <w:lang w:val="ru-RU"/>
-        </w:rPr>
-      </w:pPr>
-      <w:proofErr w:type="spellStart"/>
-      <w:r>
-        <w:rPr>
-          <w:spacing w:val="-2"/>
-          <w:lang w:val="ru-RU"/>
-        </w:rPr>
-        <w:t>що</w:t>
-      </w:r>
-      <w:proofErr w:type="spellEnd"/>
-      <w:r>
-        <w:rPr>
-          <w:spacing w:val="-2"/>
-          <w:lang w:val="ru-RU"/>
-        </w:rPr>
-        <w:t xml:space="preserve"> </w:t>
-      </w:r>
-      <w:proofErr w:type="spellStart"/>
-      <w:r>
-        <w:rPr>
-          <w:spacing w:val="-2"/>
-          <w:lang w:val="ru-RU"/>
-        </w:rPr>
-        <w:t>повідомлення</w:t>
-      </w:r>
-      <w:proofErr w:type="spellEnd"/>
-      <w:r>
-        <w:rPr>
-          <w:spacing w:val="-2"/>
-          <w:lang w:val="ru-RU"/>
-        </w:rPr>
-        <w:t xml:space="preserve"> </w:t>
-      </w:r>
-      <w:proofErr w:type="spellStart"/>
-      <w:r>
-        <w:rPr>
-          <w:spacing w:val="-2"/>
-          <w:lang w:val="ru-RU"/>
-        </w:rPr>
-        <w:t>з'явилося</w:t>
-      </w:r>
-      <w:proofErr w:type="spellEnd"/>
-      <w:r>
-        <w:rPr>
-          <w:spacing w:val="-2"/>
-          <w:lang w:val="ru-RU"/>
-        </w:rPr>
-        <w:t xml:space="preserve"> в </w:t>
-      </w:r>
-      <w:proofErr w:type="spellStart"/>
-      <w:r>
-        <w:rPr>
-          <w:spacing w:val="-2"/>
-          <w:lang w:val="ru-RU"/>
-        </w:rPr>
-        <w:t>консолі</w:t>
-      </w:r>
-      <w:proofErr w:type="spellEnd"/>
-      <w:r>
-        <w:rPr>
-          <w:spacing w:val="-2"/>
-          <w:lang w:val="ru-RU"/>
-        </w:rPr>
-        <w:t xml:space="preserve"> браузера (</w:t>
+        </w:rPr>
+      </w:pPr>
+      <w:r>
+        <w:rPr>
+          <w:spacing w:val="-2"/>
+        </w:rPr>
+        <w:t>що повідомлення з'явилося в консолі браузера (</w:t>
       </w:r>
       <w:proofErr w:type="spellStart"/>
       <w:r>
@@ -1962,7 +1984,6 @@
       <w:r>
         <w:rPr>
           <w:spacing w:val="-2"/>
-          <w:lang w:val="ru-RU"/>
         </w:rPr>
         <w:t xml:space="preserve"> → </w:t>
       </w:r>
@@ -1976,35 +1997,9 @@
       <w:r>
         <w:rPr>
           <w:spacing w:val="-2"/>
-          <w:lang w:val="ru-RU"/>
-        </w:rPr>
-        <w:t xml:space="preserve">) </w:t>
-      </w:r>
-      <w:proofErr w:type="spellStart"/>
-      <w:r>
-        <w:rPr>
-          <w:spacing w:val="-2"/>
-          <w:lang w:val="ru-RU"/>
-        </w:rPr>
-        <w:t>після</w:t>
-      </w:r>
-      <w:proofErr w:type="spellEnd"/>
-      <w:r>
-        <w:rPr>
-          <w:spacing w:val="-2"/>
-          <w:lang w:val="ru-RU"/>
-        </w:rPr>
-        <w:t xml:space="preserve"> </w:t>
-      </w:r>
-      <w:proofErr w:type="spellStart"/>
-      <w:r>
-        <w:rPr>
-          <w:spacing w:val="-2"/>
-          <w:lang w:val="ru-RU"/>
-        </w:rPr>
-        <w:t>завантаження</w:t>
-      </w:r>
-      <w:proofErr w:type="spellEnd"/>
+        </w:rPr>
+        <w:t>) після завантаження</w:t>
+      </w:r>
     </w:p>
     <w:p>
       <w:pPr>
@@ -2053,6 +2048,7 @@
       </w:pPr>
       <w:r>
         <w:rPr>
+          <w:noProof/>
           <w:spacing w:val="-2"/>
           <w:lang w:val="en-US"/>
         </w:rPr>
@@ -2202,6 +2198,7 @@
       </w:pPr>
       <w:r>
         <w:rPr>
+          <w:noProof/>
           <w:spacing w:val="-2"/>
           <w:lang w:val="en-US"/>
         </w:rPr>
@@ -2791,6 +2788,7 @@
       </w:pPr>
       <w:r>
         <w:rPr>
+          <w:noProof/>
           <w:spacing w:val="-2"/>
         </w:rPr>
         <w:drawing>
@@ -3299,6 +3297,7 @@
       </w:pPr>
       <w:r>
         <w:rPr>
+          <w:noProof/>
           <w:spacing w:val="-2"/>
           <w:lang w:val="ru-RU"/>
         </w:rPr>
@@ -3713,6 +3712,7 @@
       </w:pPr>
       <w:r>
         <w:rPr>
+          <w:noProof/>
           <w:spacing w:val="-2"/>
         </w:rPr>
         <w:lastRenderedPageBreak/>
@@ -4127,6 +4127,7 @@
       </w:pPr>
       <w:r>
         <w:rPr>
+          <w:noProof/>
           <w:spacing w:val="-2"/>
           <w:lang w:val="ru-RU"/>
         </w:rPr>
@@ -4173,7 +4174,7 @@
         <w:ind w:firstLine="645"/>
         <w:rPr>
           <w:spacing w:val="-2"/>
-          <w:lang w:val="en-US"/>
+          <w:lang w:val="ru-RU"/>
         </w:rPr>
       </w:pPr>
       <w:r>
@@ -4237,7 +4238,7 @@
         <w:pStyle w:val="a3"/>
         <w:rPr>
           <w:spacing w:val="-2"/>
-          <w:lang w:val="en-US"/>
+          <w:lang w:val="ru-RU"/>
         </w:rPr>
       </w:pPr>
     </w:p>
@@ -4247,7 +4248,7 @@
         <w:ind w:firstLine="645"/>
         <w:rPr>
           <w:spacing w:val="-2"/>
-          <w:lang w:val="en-US"/>
+          <w:lang w:val="ru-RU"/>
         </w:rPr>
       </w:pPr>
     </w:p>
@@ -4257,7 +4258,7 @@
         <w:ind w:firstLine="645"/>
         <w:rPr>
           <w:spacing w:val="-2"/>
-          <w:lang w:val="en-US"/>
+          <w:lang w:val="ru-RU"/>
         </w:rPr>
       </w:pPr>
     </w:p>
@@ -4481,6 +4482,7 @@
       </w:pPr>
       <w:r>
         <w:rPr>
+          <w:noProof/>
           <w:spacing w:val="-2"/>
           <w:lang w:val="en-US"/>
         </w:rPr>
@@ -4565,7 +4567,14 @@
           <w:spacing w:val="-2"/>
           <w:lang w:val="en-US"/>
         </w:rPr>
-        <w:t xml:space="preserve">console </w:t>
+        <w:t>console</w:t>
+      </w:r>
+      <w:r>
+        <w:rPr>
+          <w:spacing w:val="-2"/>
+          <w:lang w:val="ru-RU"/>
+        </w:rPr>
+        <w:t xml:space="preserve"> </w:t>
       </w:r>
       <w:r>
         <w:rPr>
@@ -4733,6 +4742,7 @@
       </w:pPr>
       <w:r>
         <w:rPr>
+          <w:noProof/>
           <w:lang w:val="en-US"/>
         </w:rPr>
         <w:lastRenderedPageBreak/>
@@ -4948,6 +4958,43 @@
         <w:spacing w:line="256" w:lineRule="auto"/>
         <w:ind w:right="531"/>
       </w:pPr>
+      <w:r>
+        <w:drawing>
+          <wp:inline distT="0" distB="0" distL="0" distR="0" wp14:anchorId="5E71C342" wp14:editId="35C14C25">
+            <wp:extent cx="6213475" cy="1888490"/>
+            <wp:effectExtent l="0" t="0" r="0" b="0"/>
+            <wp:docPr id="2" name="Рисунок 2"/>
+            <wp:cNvGraphicFramePr>
+              <a:graphicFrameLocks xmlns:a="http://schemas.openxmlformats.org/drawingml/2006/main" noChangeAspect="1"/>
+            </wp:cNvGraphicFramePr>
+            <a:graphic xmlns:a="http://schemas.openxmlformats.org/drawingml/2006/main">
+              <a:graphicData uri="http://schemas.openxmlformats.org/drawingml/2006/picture">
+                <pic:pic xmlns:pic="http://schemas.openxmlformats.org/drawingml/2006/picture">
+                  <pic:nvPicPr>
+                    <pic:cNvPr id="1" name=""/>
+                    <pic:cNvPicPr/>
+                  </pic:nvPicPr>
+                  <pic:blipFill>
+                    <a:blip r:embed="rId16"/>
+                    <a:stretch>
+                      <a:fillRect/>
+                    </a:stretch>
+                  </pic:blipFill>
+                  <pic:spPr>
+                    <a:xfrm>
+                      <a:off x="0" y="0"/>
+                      <a:ext cx="6213475" cy="1888490"/>
+                    </a:xfrm>
+                    <a:prstGeom prst="rect">
+                      <a:avLst/>
+                    </a:prstGeom>
+                  </pic:spPr>
+                </pic:pic>
+              </a:graphicData>
+            </a:graphic>
+          </wp:inline>
+        </w:drawing>
+      </w:r>
     </w:p>
     <w:p>
       <w:pPr>
@@ -5004,7 +5051,7 @@
         <w:spacing w:line="256" w:lineRule="auto"/>
         <w:ind w:right="531"/>
         <w:rPr>
-          <w:lang w:val="en-US"/>
+          <w:lang w:val="ru-RU"/>
         </w:rPr>
       </w:pPr>
     </w:p>
@@ -5014,7 +5061,7 @@
         <w:spacing w:line="256" w:lineRule="auto"/>
         <w:ind w:right="531"/>
         <w:rPr>
-          <w:lang w:val="en-US"/>
+          <w:lang w:val="ru-RU"/>
         </w:rPr>
       </w:pPr>
     </w:p>
@@ -5024,7 +5071,7 @@
         <w:spacing w:line="256" w:lineRule="auto"/>
         <w:ind w:right="531"/>
         <w:rPr>
-          <w:lang w:val="en-US"/>
+          <w:lang w:val="ru-RU"/>
         </w:rPr>
       </w:pPr>
     </w:p>
@@ -5034,7 +5081,7 @@
         <w:spacing w:line="256" w:lineRule="auto"/>
         <w:ind w:right="531"/>
         <w:rPr>
-          <w:lang w:val="en-US"/>
+          <w:lang w:val="ru-RU"/>
         </w:rPr>
       </w:pPr>
     </w:p>
@@ -5044,7 +5091,7 @@
         <w:spacing w:line="256" w:lineRule="auto"/>
         <w:ind w:right="531"/>
         <w:rPr>
-          <w:lang w:val="en-US"/>
+          <w:lang w:val="ru-RU"/>
         </w:rPr>
       </w:pPr>
     </w:p>
@@ -5054,7 +5101,7 @@
         <w:spacing w:line="256" w:lineRule="auto"/>
         <w:ind w:right="531"/>
         <w:rPr>
-          <w:lang w:val="en-US"/>
+          <w:lang w:val="ru-RU"/>
         </w:rPr>
       </w:pPr>
     </w:p>
@@ -5064,7 +5111,7 @@
         <w:spacing w:line="256" w:lineRule="auto"/>
         <w:ind w:right="531"/>
         <w:rPr>
-          <w:lang w:val="en-US"/>
+          <w:lang w:val="ru-RU"/>
         </w:rPr>
       </w:pPr>
     </w:p>
@@ -5074,7 +5121,7 @@
         <w:spacing w:line="256" w:lineRule="auto"/>
         <w:ind w:right="531"/>
         <w:rPr>
-          <w:lang w:val="en-US"/>
+          <w:lang w:val="ru-RU"/>
         </w:rPr>
       </w:pPr>
     </w:p>
@@ -5114,9 +5161,18 @@
           <w:sz w:val="28"/>
           <w:szCs w:val="28"/>
         </w:rPr>
-        <w:t xml:space="preserve">ПОСИЛАННЯ НА GITHUB: </w:t>
-      </w:r>
-      <w:hyperlink r:id="rId16" w:history="1">
+        <w:t>ПОСИЛАННЯ НА GITHUB:</w:t>
+      </w:r>
+      <w:r>
+        <w:rPr>
+          <w:b/>
+          <w:bCs/>
+          <w:sz w:val="28"/>
+          <w:szCs w:val="28"/>
+        </w:rPr>
+        <w:t xml:space="preserve"> </w:t>
+      </w:r>
+      <w:hyperlink r:id="rId17" w:history="1">
         <w:r>
           <w:rPr>
             <w:rStyle w:val="a5"/>
@@ -5172,27 +5228,23 @@
         </w:rPr>
         <w:t xml:space="preserve"> </w:t>
       </w:r>
-      <w:proofErr w:type="spellStart"/>
       <w:r>
         <w:rPr>
           <w:rFonts w:eastAsia="Calibri"/>
           <w:color w:val="1A1A1A"/>
           <w:sz w:val="32"/>
           <w:szCs w:val="32"/>
-          <w:lang w:val="ru-RU"/>
-        </w:rPr>
-        <w:t>Сторінка</w:t>
-      </w:r>
-      <w:proofErr w:type="spellEnd"/>
+        </w:rPr>
+        <w:t>У</w:t>
+      </w:r>
       <w:r>
         <w:rPr>
           <w:rFonts w:eastAsia="Calibri"/>
           <w:color w:val="1A1A1A"/>
           <w:sz w:val="32"/>
           <w:szCs w:val="32"/>
-          <w:lang w:val="ru-RU"/>
-        </w:rPr>
-        <w:t xml:space="preserve"> «Список </w:t>
+        </w:rPr>
+        <w:t xml:space="preserve"> результаті виконання практичної роботи до сторінки застосунку «Список бажань» підключено зовнішній файл script.js з атрибутом </w:t>
       </w:r>
       <w:proofErr w:type="spellStart"/>
       <w:r>
@@ -5201,9 +5253,8 @@
           <w:color w:val="1A1A1A"/>
           <w:sz w:val="32"/>
           <w:szCs w:val="32"/>
-          <w:lang w:val="ru-RU"/>
-        </w:rPr>
-        <w:t>бажань</w:t>
+        </w:rPr>
+        <w:t>defer</w:t>
       </w:r>
       <w:proofErr w:type="spellEnd"/>
       <w:r>
@@ -5212,9 +5263,8 @@
           <w:color w:val="1A1A1A"/>
           <w:sz w:val="32"/>
           <w:szCs w:val="32"/>
-          <w:lang w:val="ru-RU"/>
-        </w:rPr>
-        <w:t xml:space="preserve">» </w:t>
+        </w:rPr>
+        <w:t xml:space="preserve">, роботу </w:t>
       </w:r>
       <w:proofErr w:type="spellStart"/>
       <w:r>
@@ -5223,9 +5273,8 @@
           <w:color w:val="1A1A1A"/>
           <w:sz w:val="32"/>
           <w:szCs w:val="32"/>
-          <w:lang w:val="ru-RU"/>
-        </w:rPr>
-        <w:t>отримала</w:t>
+        </w:rPr>
+        <w:t>скрипта</w:t>
       </w:r>
       <w:proofErr w:type="spellEnd"/>
       <w:r>
@@ -5234,9 +5283,8 @@
           <w:color w:val="1A1A1A"/>
           <w:sz w:val="32"/>
           <w:szCs w:val="32"/>
-          <w:lang w:val="ru-RU"/>
-        </w:rPr>
-        <w:t xml:space="preserve"> </w:t>
+        </w:rPr>
+        <w:t xml:space="preserve"> перевірено через консоль браузера. На практиці використано змінні </w:t>
       </w:r>
       <w:proofErr w:type="spellStart"/>
       <w:r>
@@ -5245,9 +5293,8 @@
           <w:color w:val="1A1A1A"/>
           <w:sz w:val="32"/>
           <w:szCs w:val="32"/>
-          <w:lang w:val="ru-RU"/>
-        </w:rPr>
-        <w:t>узгоджений</w:t>
+        </w:rPr>
+        <w:t>const</w:t>
       </w:r>
       <w:proofErr w:type="spellEnd"/>
       <w:r>
@@ -5256,9 +5303,8 @@
           <w:color w:val="1A1A1A"/>
           <w:sz w:val="32"/>
           <w:szCs w:val="32"/>
-          <w:lang w:val="ru-RU"/>
-        </w:rPr>
-        <w:t xml:space="preserve"> </w:t>
+        </w:rPr>
+        <w:t xml:space="preserve"> і </w:t>
       </w:r>
       <w:proofErr w:type="spellStart"/>
       <w:r>
@@ -5267,9 +5313,8 @@
           <w:color w:val="1A1A1A"/>
           <w:sz w:val="32"/>
           <w:szCs w:val="32"/>
-          <w:lang w:val="ru-RU"/>
-        </w:rPr>
-        <w:t>візуальний</w:t>
+        </w:rPr>
+        <w:t>let</w:t>
       </w:r>
       <w:proofErr w:type="spellEnd"/>
       <w:r>
@@ -5278,9 +5323,8 @@
           <w:color w:val="1A1A1A"/>
           <w:sz w:val="32"/>
           <w:szCs w:val="32"/>
-          <w:lang w:val="ru-RU"/>
-        </w:rPr>
-        <w:t xml:space="preserve"> дизайн за правилом 60-30-10. </w:t>
+        </w:rPr>
+        <w:t xml:space="preserve">, базові типи даних і шаблонні рядки. Дані варіанту оформлено як масив об'єктів, загальну вартість бажань підраховано циклом </w:t>
       </w:r>
       <w:proofErr w:type="spellStart"/>
       <w:r>
@@ -5289,9 +5333,8 @@
           <w:color w:val="1A1A1A"/>
           <w:sz w:val="32"/>
           <w:szCs w:val="32"/>
-          <w:lang w:val="ru-RU"/>
-        </w:rPr>
-        <w:t>Чітку</w:t>
+        </w:rPr>
+        <w:t>for</w:t>
       </w:r>
       <w:proofErr w:type="spellEnd"/>
       <w:r>
@@ -5300,9 +5343,8 @@
           <w:color w:val="1A1A1A"/>
           <w:sz w:val="32"/>
           <w:szCs w:val="32"/>
-          <w:lang w:val="ru-RU"/>
-        </w:rPr>
-        <w:t xml:space="preserve"> </w:t>
+        </w:rPr>
+        <w:t xml:space="preserve">. Бажання з високим пріоритетом позначено умовою </w:t>
       </w:r>
       <w:proofErr w:type="spellStart"/>
       <w:r>
@@ -5311,9 +5353,8 @@
           <w:color w:val="1A1A1A"/>
           <w:sz w:val="32"/>
           <w:szCs w:val="32"/>
-          <w:lang w:val="ru-RU"/>
-        </w:rPr>
-        <w:t>вимогу</w:t>
+        </w:rPr>
+        <w:t>if</w:t>
       </w:r>
       <w:proofErr w:type="spellEnd"/>
       <w:r>
@@ -5322,9 +5363,8 @@
           <w:color w:val="1A1A1A"/>
           <w:sz w:val="32"/>
           <w:szCs w:val="32"/>
-          <w:lang w:val="ru-RU"/>
-        </w:rPr>
-        <w:t xml:space="preserve"> </w:t>
+        </w:rPr>
+        <w:t>/</w:t>
       </w:r>
       <w:proofErr w:type="spellStart"/>
       <w:r>
@@ -5333,9 +5373,8 @@
           <w:color w:val="1A1A1A"/>
           <w:sz w:val="32"/>
           <w:szCs w:val="32"/>
-          <w:lang w:val="ru-RU"/>
-        </w:rPr>
-        <w:t>виконано</w:t>
+        </w:rPr>
+        <w:t>else</w:t>
       </w:r>
       <w:proofErr w:type="spellEnd"/>
       <w:r>
@@ -5344,9 +5383,8 @@
           <w:color w:val="1A1A1A"/>
           <w:sz w:val="32"/>
           <w:szCs w:val="32"/>
-          <w:lang w:val="ru-RU"/>
-        </w:rPr>
-        <w:t xml:space="preserve"> буквально: </w:t>
+        </w:rPr>
+        <w:t xml:space="preserve"> зі строгим порівнянням ===. Також написано </w:t>
       </w:r>
       <w:proofErr w:type="spellStart"/>
       <w:r>
@@ -5355,9 +5393,8 @@
           <w:color w:val="1A1A1A"/>
           <w:sz w:val="32"/>
           <w:szCs w:val="32"/>
-          <w:lang w:val="ru-RU"/>
-        </w:rPr>
-        <w:t>ціна</w:t>
+        </w:rPr>
+        <w:t>стрілкову</w:t>
       </w:r>
       <w:proofErr w:type="spellEnd"/>
       <w:r>
@@ -5366,9 +5403,8 @@
           <w:color w:val="1A1A1A"/>
           <w:sz w:val="32"/>
           <w:szCs w:val="32"/>
-          <w:lang w:val="ru-RU"/>
-        </w:rPr>
-        <w:t xml:space="preserve"> (24</w:t>
+        </w:rPr>
+        <w:t xml:space="preserve"> функцію </w:t>
       </w:r>
       <w:proofErr w:type="spellStart"/>
       <w:r>
@@ -5377,9 +5413,8 @@
           <w:color w:val="1A1A1A"/>
           <w:sz w:val="32"/>
           <w:szCs w:val="32"/>
-          <w:lang w:val="en-US"/>
-        </w:rPr>
-        <w:t>px</w:t>
+        </w:rPr>
+        <w:t>withinBudget</w:t>
       </w:r>
       <w:proofErr w:type="spellEnd"/>
       <w:r>
@@ -5388,9 +5423,8 @@
           <w:color w:val="1A1A1A"/>
           <w:sz w:val="32"/>
           <w:szCs w:val="32"/>
-          <w:lang w:val="ru-RU"/>
-        </w:rPr>
-        <w:t xml:space="preserve">, 800) </w:t>
+        </w:rPr>
+        <w:t xml:space="preserve"> для перевірки, чи вкладається ціна в бюджет. Усі результати виведено в консоль без помилок, а зміни збережено в </w:t>
       </w:r>
       <w:proofErr w:type="spellStart"/>
       <w:r>
@@ -5399,9 +5433,8 @@
           <w:color w:val="1A1A1A"/>
           <w:sz w:val="32"/>
           <w:szCs w:val="32"/>
-          <w:lang w:val="ru-RU"/>
-        </w:rPr>
-        <w:t>більша</w:t>
+        </w:rPr>
+        <w:t>Git</w:t>
       </w:r>
       <w:proofErr w:type="spellEnd"/>
       <w:r>
@@ -5410,619 +5443,8 @@
           <w:color w:val="1A1A1A"/>
           <w:sz w:val="32"/>
           <w:szCs w:val="32"/>
-          <w:lang w:val="ru-RU"/>
-        </w:rPr>
-        <w:t xml:space="preserve"> й </w:t>
-      </w:r>
-      <w:proofErr w:type="spellStart"/>
-      <w:r>
-        <w:rPr>
-          <w:rFonts w:eastAsia="Calibri"/>
-          <w:color w:val="1A1A1A"/>
-          <w:sz w:val="32"/>
-          <w:szCs w:val="32"/>
-          <w:lang w:val="ru-RU"/>
-        </w:rPr>
-        <w:t>жирніша</w:t>
-      </w:r>
-      <w:proofErr w:type="spellEnd"/>
-      <w:r>
-        <w:rPr>
-          <w:rFonts w:eastAsia="Calibri"/>
-          <w:color w:val="1A1A1A"/>
-          <w:sz w:val="32"/>
-          <w:szCs w:val="32"/>
-          <w:lang w:val="ru-RU"/>
-        </w:rPr>
-        <w:t xml:space="preserve"> за </w:t>
-      </w:r>
-      <w:proofErr w:type="spellStart"/>
-      <w:r>
-        <w:rPr>
-          <w:rFonts w:eastAsia="Calibri"/>
-          <w:color w:val="1A1A1A"/>
-          <w:sz w:val="32"/>
-          <w:szCs w:val="32"/>
-          <w:lang w:val="ru-RU"/>
-        </w:rPr>
-        <w:t>назву</w:t>
-      </w:r>
-      <w:proofErr w:type="spellEnd"/>
-      <w:r>
-        <w:rPr>
-          <w:rFonts w:eastAsia="Calibri"/>
-          <w:color w:val="1A1A1A"/>
-          <w:sz w:val="32"/>
-          <w:szCs w:val="32"/>
-          <w:lang w:val="ru-RU"/>
-        </w:rPr>
-        <w:t xml:space="preserve"> (18</w:t>
-      </w:r>
-      <w:proofErr w:type="spellStart"/>
-      <w:r>
-        <w:rPr>
-          <w:rFonts w:eastAsia="Calibri"/>
-          <w:color w:val="1A1A1A"/>
-          <w:sz w:val="32"/>
-          <w:szCs w:val="32"/>
-          <w:lang w:val="en-US"/>
-        </w:rPr>
-        <w:t>px</w:t>
-      </w:r>
-      <w:proofErr w:type="spellEnd"/>
-      <w:r>
-        <w:rPr>
-          <w:rFonts w:eastAsia="Calibri"/>
-          <w:color w:val="1A1A1A"/>
-          <w:sz w:val="32"/>
-          <w:szCs w:val="32"/>
-          <w:lang w:val="ru-RU"/>
-        </w:rPr>
-        <w:t xml:space="preserve">, 600). </w:t>
-      </w:r>
-      <w:proofErr w:type="spellStart"/>
-      <w:r>
-        <w:rPr>
-          <w:rFonts w:eastAsia="Calibri"/>
-          <w:color w:val="1A1A1A"/>
-          <w:sz w:val="32"/>
-          <w:szCs w:val="32"/>
-          <w:lang w:val="ru-RU"/>
-        </w:rPr>
-        <w:t>Нечітку</w:t>
-      </w:r>
-      <w:proofErr w:type="spellEnd"/>
-      <w:r>
-        <w:rPr>
-          <w:rFonts w:eastAsia="Calibri"/>
-          <w:color w:val="1A1A1A"/>
-          <w:sz w:val="32"/>
-          <w:szCs w:val="32"/>
-          <w:lang w:val="ru-RU"/>
-        </w:rPr>
-        <w:t xml:space="preserve"> </w:t>
-      </w:r>
-      <w:proofErr w:type="spellStart"/>
-      <w:r>
-        <w:rPr>
-          <w:rFonts w:eastAsia="Calibri"/>
-          <w:color w:val="1A1A1A"/>
-          <w:sz w:val="32"/>
-          <w:szCs w:val="32"/>
-          <w:lang w:val="ru-RU"/>
-        </w:rPr>
-        <w:t>вимогу</w:t>
-      </w:r>
-      <w:proofErr w:type="spellEnd"/>
-      <w:r>
-        <w:rPr>
-          <w:rFonts w:eastAsia="Calibri"/>
-          <w:color w:val="1A1A1A"/>
-          <w:sz w:val="32"/>
-          <w:szCs w:val="32"/>
-          <w:lang w:val="ru-RU"/>
-        </w:rPr>
-        <w:t xml:space="preserve"> переведено у </w:t>
-      </w:r>
-      <w:proofErr w:type="spellStart"/>
-      <w:r>
-        <w:rPr>
-          <w:rFonts w:eastAsia="Calibri"/>
-          <w:color w:val="1A1A1A"/>
-          <w:sz w:val="32"/>
-          <w:szCs w:val="32"/>
-          <w:lang w:val="ru-RU"/>
-        </w:rPr>
-        <w:t>вимірювані</w:t>
-      </w:r>
-      <w:proofErr w:type="spellEnd"/>
-      <w:r>
-        <w:rPr>
-          <w:rFonts w:eastAsia="Calibri"/>
-          <w:color w:val="1A1A1A"/>
-          <w:sz w:val="32"/>
-          <w:szCs w:val="32"/>
-          <w:lang w:val="ru-RU"/>
-        </w:rPr>
-        <w:t xml:space="preserve"> </w:t>
-      </w:r>
-      <w:proofErr w:type="spellStart"/>
-      <w:r>
-        <w:rPr>
-          <w:rFonts w:eastAsia="Calibri"/>
-          <w:color w:val="1A1A1A"/>
-          <w:sz w:val="32"/>
-          <w:szCs w:val="32"/>
-          <w:lang w:val="ru-RU"/>
-        </w:rPr>
-        <w:t>рішення</w:t>
-      </w:r>
-      <w:proofErr w:type="spellEnd"/>
-      <w:r>
-        <w:rPr>
-          <w:rFonts w:eastAsia="Calibri"/>
-          <w:color w:val="1A1A1A"/>
-          <w:sz w:val="32"/>
-          <w:szCs w:val="32"/>
-          <w:lang w:val="ru-RU"/>
-        </w:rPr>
-        <w:t xml:space="preserve">: </w:t>
-      </w:r>
-      <w:proofErr w:type="spellStart"/>
-      <w:r>
-        <w:rPr>
-          <w:rFonts w:eastAsia="Calibri"/>
-          <w:color w:val="1A1A1A"/>
-          <w:sz w:val="32"/>
-          <w:szCs w:val="32"/>
-          <w:lang w:val="ru-RU"/>
-        </w:rPr>
-        <w:t>окремий</w:t>
-      </w:r>
-      <w:proofErr w:type="spellEnd"/>
-      <w:r>
-        <w:rPr>
-          <w:rFonts w:eastAsia="Calibri"/>
-          <w:color w:val="1A1A1A"/>
-          <w:sz w:val="32"/>
-          <w:szCs w:val="32"/>
-          <w:lang w:val="ru-RU"/>
-        </w:rPr>
-        <w:t xml:space="preserve"> </w:t>
-      </w:r>
-      <w:proofErr w:type="spellStart"/>
-      <w:r>
-        <w:rPr>
-          <w:rFonts w:eastAsia="Calibri"/>
-          <w:color w:val="1A1A1A"/>
-          <w:sz w:val="32"/>
-          <w:szCs w:val="32"/>
-          <w:lang w:val="ru-RU"/>
-        </w:rPr>
-        <w:t>акцентний</w:t>
-      </w:r>
-      <w:proofErr w:type="spellEnd"/>
-      <w:r>
-        <w:rPr>
-          <w:rFonts w:eastAsia="Calibri"/>
-          <w:color w:val="1A1A1A"/>
-          <w:sz w:val="32"/>
-          <w:szCs w:val="32"/>
-          <w:lang w:val="ru-RU"/>
-        </w:rPr>
-        <w:t xml:space="preserve"> </w:t>
-      </w:r>
-      <w:proofErr w:type="spellStart"/>
-      <w:r>
-        <w:rPr>
-          <w:rFonts w:eastAsia="Calibri"/>
-          <w:color w:val="1A1A1A"/>
-          <w:sz w:val="32"/>
-          <w:szCs w:val="32"/>
-          <w:lang w:val="ru-RU"/>
-        </w:rPr>
-        <w:t>колір</w:t>
-      </w:r>
-      <w:proofErr w:type="spellEnd"/>
-      <w:r>
-        <w:rPr>
-          <w:rFonts w:eastAsia="Calibri"/>
-          <w:color w:val="1A1A1A"/>
-          <w:sz w:val="32"/>
-          <w:szCs w:val="32"/>
-          <w:lang w:val="ru-RU"/>
-        </w:rPr>
-        <w:t xml:space="preserve"> кнопки з контрастом 5.18:1 і </w:t>
-      </w:r>
-      <w:proofErr w:type="spellStart"/>
-      <w:r>
-        <w:rPr>
-          <w:rFonts w:eastAsia="Calibri"/>
-          <w:color w:val="1A1A1A"/>
-          <w:sz w:val="32"/>
-          <w:szCs w:val="32"/>
-          <w:lang w:val="ru-RU"/>
-        </w:rPr>
-        <w:t>багатоскладовий</w:t>
-      </w:r>
-      <w:proofErr w:type="spellEnd"/>
-      <w:r>
-        <w:rPr>
-          <w:rFonts w:eastAsia="Calibri"/>
-          <w:color w:val="1A1A1A"/>
-          <w:sz w:val="32"/>
-          <w:szCs w:val="32"/>
-          <w:lang w:val="ru-RU"/>
-        </w:rPr>
-        <w:t xml:space="preserve"> </w:t>
-      </w:r>
-      <w:r>
-        <w:rPr>
-          <w:rFonts w:eastAsia="Calibri"/>
-          <w:color w:val="1A1A1A"/>
-          <w:sz w:val="32"/>
-          <w:szCs w:val="32"/>
-          <w:lang w:val="en-US"/>
-        </w:rPr>
-        <w:t>hover</w:t>
-      </w:r>
-      <w:r>
-        <w:rPr>
-          <w:rFonts w:eastAsia="Calibri"/>
-          <w:color w:val="1A1A1A"/>
-          <w:sz w:val="32"/>
-          <w:szCs w:val="32"/>
-          <w:lang w:val="ru-RU"/>
-        </w:rPr>
-        <w:t xml:space="preserve">-стан. </w:t>
-      </w:r>
-      <w:proofErr w:type="spellStart"/>
-      <w:r>
-        <w:rPr>
-          <w:rFonts w:eastAsia="Calibri"/>
-          <w:color w:val="1A1A1A"/>
-          <w:sz w:val="32"/>
-          <w:szCs w:val="32"/>
-          <w:lang w:val="ru-RU"/>
-        </w:rPr>
-        <w:t>Пріоритети</w:t>
-      </w:r>
-      <w:proofErr w:type="spellEnd"/>
-      <w:r>
-        <w:rPr>
-          <w:rFonts w:eastAsia="Calibri"/>
-          <w:color w:val="1A1A1A"/>
-          <w:sz w:val="32"/>
-          <w:szCs w:val="32"/>
-          <w:lang w:val="ru-RU"/>
-        </w:rPr>
-        <w:t xml:space="preserve"> </w:t>
-      </w:r>
-      <w:proofErr w:type="spellStart"/>
-      <w:r>
-        <w:rPr>
-          <w:rFonts w:eastAsia="Calibri"/>
-          <w:color w:val="1A1A1A"/>
-          <w:sz w:val="32"/>
-          <w:szCs w:val="32"/>
-          <w:lang w:val="ru-RU"/>
-        </w:rPr>
-        <w:t>позначено</w:t>
-      </w:r>
-      <w:proofErr w:type="spellEnd"/>
-      <w:r>
-        <w:rPr>
-          <w:rFonts w:eastAsia="Calibri"/>
-          <w:color w:val="1A1A1A"/>
-          <w:sz w:val="32"/>
-          <w:szCs w:val="32"/>
-          <w:lang w:val="ru-RU"/>
-        </w:rPr>
-        <w:t xml:space="preserve"> </w:t>
-      </w:r>
-      <w:proofErr w:type="spellStart"/>
-      <w:r>
-        <w:rPr>
-          <w:rFonts w:eastAsia="Calibri"/>
-          <w:color w:val="1A1A1A"/>
-          <w:sz w:val="32"/>
-          <w:szCs w:val="32"/>
-          <w:lang w:val="ru-RU"/>
-        </w:rPr>
-        <w:t>кольором</w:t>
-      </w:r>
-      <w:proofErr w:type="spellEnd"/>
-      <w:r>
-        <w:rPr>
-          <w:rFonts w:eastAsia="Calibri"/>
-          <w:color w:val="1A1A1A"/>
-          <w:sz w:val="32"/>
-          <w:szCs w:val="32"/>
-          <w:lang w:val="ru-RU"/>
-        </w:rPr>
-        <w:t xml:space="preserve"> </w:t>
-      </w:r>
-      <w:proofErr w:type="spellStart"/>
-      <w:r>
-        <w:rPr>
-          <w:rFonts w:eastAsia="Calibri"/>
-          <w:color w:val="1A1A1A"/>
-          <w:sz w:val="32"/>
-          <w:szCs w:val="32"/>
-          <w:lang w:val="ru-RU"/>
-        </w:rPr>
-        <w:t>із</w:t>
-      </w:r>
-      <w:proofErr w:type="spellEnd"/>
-      <w:r>
-        <w:rPr>
-          <w:rFonts w:eastAsia="Calibri"/>
-          <w:color w:val="1A1A1A"/>
-          <w:sz w:val="32"/>
-          <w:szCs w:val="32"/>
-          <w:lang w:val="ru-RU"/>
-        </w:rPr>
-        <w:t xml:space="preserve"> </w:t>
-      </w:r>
-      <w:proofErr w:type="spellStart"/>
-      <w:r>
-        <w:rPr>
-          <w:rFonts w:eastAsia="Calibri"/>
-          <w:color w:val="1A1A1A"/>
-          <w:sz w:val="32"/>
-          <w:szCs w:val="32"/>
-          <w:lang w:val="ru-RU"/>
-        </w:rPr>
-        <w:t>текстовим</w:t>
-      </w:r>
-      <w:proofErr w:type="spellEnd"/>
-      <w:r>
-        <w:rPr>
-          <w:rFonts w:eastAsia="Calibri"/>
-          <w:color w:val="1A1A1A"/>
-          <w:sz w:val="32"/>
-          <w:szCs w:val="32"/>
-          <w:lang w:val="ru-RU"/>
-        </w:rPr>
-        <w:t xml:space="preserve"> </w:t>
-      </w:r>
-      <w:proofErr w:type="spellStart"/>
-      <w:r>
-        <w:rPr>
-          <w:rFonts w:eastAsia="Calibri"/>
-          <w:color w:val="1A1A1A"/>
-          <w:sz w:val="32"/>
-          <w:szCs w:val="32"/>
-          <w:lang w:val="ru-RU"/>
-        </w:rPr>
-        <w:t>дублюванням</w:t>
-      </w:r>
-      <w:proofErr w:type="spellEnd"/>
-      <w:r>
-        <w:rPr>
-          <w:rFonts w:eastAsia="Calibri"/>
-          <w:color w:val="1A1A1A"/>
-          <w:sz w:val="32"/>
-          <w:szCs w:val="32"/>
-          <w:lang w:val="ru-RU"/>
-        </w:rPr>
-        <w:t xml:space="preserve">, а </w:t>
-      </w:r>
-      <w:proofErr w:type="spellStart"/>
-      <w:r>
-        <w:rPr>
-          <w:rFonts w:eastAsia="Calibri"/>
-          <w:color w:val="1A1A1A"/>
-          <w:sz w:val="32"/>
-          <w:szCs w:val="32"/>
-          <w:lang w:val="ru-RU"/>
-        </w:rPr>
-        <w:t>підсумкова</w:t>
-      </w:r>
-      <w:proofErr w:type="spellEnd"/>
-      <w:r>
-        <w:rPr>
-          <w:rFonts w:eastAsia="Calibri"/>
-          <w:color w:val="1A1A1A"/>
-          <w:sz w:val="32"/>
-          <w:szCs w:val="32"/>
-          <w:lang w:val="ru-RU"/>
-        </w:rPr>
-        <w:t xml:space="preserve"> сума </w:t>
-      </w:r>
-      <w:proofErr w:type="spellStart"/>
-      <w:r>
-        <w:rPr>
-          <w:rFonts w:eastAsia="Calibri"/>
-          <w:color w:val="1A1A1A"/>
-          <w:sz w:val="32"/>
-          <w:szCs w:val="32"/>
-          <w:lang w:val="ru-RU"/>
-        </w:rPr>
-        <w:t>винесена</w:t>
-      </w:r>
-      <w:proofErr w:type="spellEnd"/>
-      <w:r>
-        <w:rPr>
-          <w:rFonts w:eastAsia="Calibri"/>
-          <w:color w:val="1A1A1A"/>
-          <w:sz w:val="32"/>
-          <w:szCs w:val="32"/>
-          <w:lang w:val="ru-RU"/>
-        </w:rPr>
-        <w:t xml:space="preserve"> в </w:t>
-      </w:r>
-      <w:proofErr w:type="spellStart"/>
-      <w:r>
-        <w:rPr>
-          <w:rFonts w:eastAsia="Calibri"/>
-          <w:color w:val="1A1A1A"/>
-          <w:sz w:val="32"/>
-          <w:szCs w:val="32"/>
-          <w:lang w:val="ru-RU"/>
-        </w:rPr>
-        <w:t>контрастний</w:t>
-      </w:r>
-      <w:proofErr w:type="spellEnd"/>
-      <w:r>
-        <w:rPr>
-          <w:rFonts w:eastAsia="Calibri"/>
-          <w:color w:val="1A1A1A"/>
-          <w:sz w:val="32"/>
-          <w:szCs w:val="32"/>
-          <w:lang w:val="ru-RU"/>
-        </w:rPr>
-        <w:t xml:space="preserve"> блок. Контраст </w:t>
-      </w:r>
-      <w:proofErr w:type="spellStart"/>
-      <w:r>
-        <w:rPr>
-          <w:rFonts w:eastAsia="Calibri"/>
-          <w:color w:val="1A1A1A"/>
-          <w:sz w:val="32"/>
-          <w:szCs w:val="32"/>
-          <w:lang w:val="ru-RU"/>
-        </w:rPr>
-        <w:t>усіх</w:t>
-      </w:r>
-      <w:proofErr w:type="spellEnd"/>
-      <w:r>
-        <w:rPr>
-          <w:rFonts w:eastAsia="Calibri"/>
-          <w:color w:val="1A1A1A"/>
-          <w:sz w:val="32"/>
-          <w:szCs w:val="32"/>
-          <w:lang w:val="ru-RU"/>
-        </w:rPr>
-        <w:t xml:space="preserve"> </w:t>
-      </w:r>
-      <w:proofErr w:type="spellStart"/>
-      <w:r>
-        <w:rPr>
-          <w:rFonts w:eastAsia="Calibri"/>
-          <w:color w:val="1A1A1A"/>
-          <w:sz w:val="32"/>
-          <w:szCs w:val="32"/>
-          <w:lang w:val="ru-RU"/>
-        </w:rPr>
-        <w:t>текстів</w:t>
-      </w:r>
-      <w:proofErr w:type="spellEnd"/>
-      <w:r>
-        <w:rPr>
-          <w:rFonts w:eastAsia="Calibri"/>
-          <w:color w:val="1A1A1A"/>
-          <w:sz w:val="32"/>
-          <w:szCs w:val="32"/>
-          <w:lang w:val="ru-RU"/>
-        </w:rPr>
-        <w:t xml:space="preserve"> </w:t>
-      </w:r>
-      <w:proofErr w:type="spellStart"/>
-      <w:r>
-        <w:rPr>
-          <w:rFonts w:eastAsia="Calibri"/>
-          <w:color w:val="1A1A1A"/>
-          <w:sz w:val="32"/>
-          <w:szCs w:val="32"/>
-          <w:lang w:val="ru-RU"/>
-        </w:rPr>
-        <w:t>відповідає</w:t>
-      </w:r>
-      <w:proofErr w:type="spellEnd"/>
-      <w:r>
-        <w:rPr>
-          <w:rFonts w:eastAsia="Calibri"/>
-          <w:color w:val="1A1A1A"/>
-          <w:sz w:val="32"/>
-          <w:szCs w:val="32"/>
-          <w:lang w:val="ru-RU"/>
-        </w:rPr>
-        <w:t xml:space="preserve"> </w:t>
-      </w:r>
-      <w:r>
-        <w:rPr>
-          <w:rFonts w:eastAsia="Calibri"/>
-          <w:color w:val="1A1A1A"/>
-          <w:sz w:val="32"/>
-          <w:szCs w:val="32"/>
-          <w:lang w:val="en-US"/>
-        </w:rPr>
-        <w:t>WCAG</w:t>
-      </w:r>
-      <w:r>
-        <w:rPr>
-          <w:rFonts w:eastAsia="Calibri"/>
-          <w:color w:val="1A1A1A"/>
-          <w:sz w:val="32"/>
-          <w:szCs w:val="32"/>
-          <w:lang w:val="ru-RU"/>
-        </w:rPr>
-        <w:t xml:space="preserve"> </w:t>
-      </w:r>
-      <w:r>
-        <w:rPr>
-          <w:rFonts w:eastAsia="Calibri"/>
-          <w:color w:val="1A1A1A"/>
-          <w:sz w:val="32"/>
-          <w:szCs w:val="32"/>
-          <w:lang w:val="en-US"/>
-        </w:rPr>
-        <w:t>AA</w:t>
-      </w:r>
-      <w:r>
-        <w:rPr>
-          <w:rFonts w:eastAsia="Calibri"/>
-          <w:color w:val="1A1A1A"/>
-          <w:sz w:val="32"/>
-          <w:szCs w:val="32"/>
-          <w:lang w:val="ru-RU"/>
-        </w:rPr>
-        <w:t xml:space="preserve">, </w:t>
-      </w:r>
-      <w:proofErr w:type="spellStart"/>
-      <w:r>
-        <w:rPr>
-          <w:rFonts w:eastAsia="Calibri"/>
-          <w:color w:val="1A1A1A"/>
-          <w:sz w:val="32"/>
-          <w:szCs w:val="32"/>
-          <w:lang w:val="ru-RU"/>
-        </w:rPr>
-        <w:t>адаптивний</w:t>
-      </w:r>
-      <w:proofErr w:type="spellEnd"/>
-      <w:r>
-        <w:rPr>
-          <w:rFonts w:eastAsia="Calibri"/>
-          <w:color w:val="1A1A1A"/>
-          <w:sz w:val="32"/>
-          <w:szCs w:val="32"/>
-          <w:lang w:val="ru-RU"/>
-        </w:rPr>
-        <w:t xml:space="preserve"> макет </w:t>
-      </w:r>
-      <w:proofErr w:type="spellStart"/>
-      <w:r>
-        <w:rPr>
-          <w:rFonts w:eastAsia="Calibri"/>
-          <w:color w:val="1A1A1A"/>
-          <w:sz w:val="32"/>
-          <w:szCs w:val="32"/>
-          <w:lang w:val="ru-RU"/>
-        </w:rPr>
-        <w:t>із</w:t>
-      </w:r>
-      <w:proofErr w:type="spellEnd"/>
-      <w:r>
-        <w:rPr>
-          <w:rFonts w:eastAsia="Calibri"/>
-          <w:color w:val="1A1A1A"/>
-          <w:sz w:val="32"/>
-          <w:szCs w:val="32"/>
-          <w:lang w:val="ru-RU"/>
-        </w:rPr>
-        <w:t xml:space="preserve"> практикуму 4 збережено.</w:t>
+        </w:rPr>
+        <w:t>.</w:t>
       </w:r>
     </w:p>
     <w:p>
@@ -7079,7 +6501,6 @@
   <w:style w:type="character" w:default="1" w:styleId="a0">
     <w:name w:val="Default Paragraph Font"/>
     <w:uiPriority w:val="1"/>
-    <w:semiHidden/>
     <w:unhideWhenUsed/>
   </w:style>
   <w:style w:type="table" w:default="1" w:styleId="a1">
